--- a/06_可直接打开的Word版/01_计划与每日笔记__00_每日执行总表.docx
+++ b/06_可直接打开的Word版/01_计划与每日笔记__00_每日执行总表.docx
@@ -7,7 +7,7 @@
         <w:pStyle w:val="Heading1"/>
       </w:pPr>
       <w:r>
-        <w:t>医学统计学期末冲刺每日执行总表（6月8日模拟考前加速版）</w:t>
+        <w:t>医学统计学期末冲刺每日执行总表（6月8日模拟考后二轮版）</w:t>
       </w:r>
     </w:p>
     <w:p/>
@@ -15,54 +15,142 @@
       <w:r>
         <w:rPr>
           <w:rFonts w:ascii="Microsoft YaHei" w:hAnsi="Microsoft YaHei" w:eastAsia="Microsoft YaHei"/>
-          <w:sz w:val="22"/>
         </w:rPr>
-        <w:t>考试日期：2026年6月17日下午</w:t>
+        <w:t>正式考试时间：2026年6月17日下午</w:t>
       </w:r>
     </w:p>
     <w:p>
       <w:r>
         <w:rPr>
           <w:rFonts w:ascii="Microsoft YaHei" w:hAnsi="Microsoft YaHei" w:eastAsia="Microsoft YaHei"/>
-          <w:sz w:val="22"/>
         </w:rPr>
-        <w:t>模拟考试：原计划 2026年6月8日；因 2026年6月4日休息，当前学习进度自 Day07 起整体顺延一天，模拟练习顺延至 2026年6月9日。</w:t>
+        <w:t>模拟考反馈时间：2026年6月8日</w:t>
       </w:r>
     </w:p>
     <w:p>
       <w:r>
         <w:rPr>
           <w:rFonts w:ascii="Microsoft YaHei" w:hAnsi="Microsoft YaHei" w:eastAsia="Microsoft YaHei"/>
-          <w:sz w:val="22"/>
         </w:rPr>
-        <w:t>当前主计划：以本表为准，旧版“慢速分章计划”不再使用。</w:t>
+        <w:t>当前核心问题：讲义和选择题已经过了一遍，但模拟考暴露出“不会选统计方法、SPSS界面无从下手、分析大题不会组织答案”。</w:t>
       </w:r>
     </w:p>
     <w:p>
       <w:r>
         <w:rPr>
           <w:rFonts w:ascii="Microsoft YaHei" w:hAnsi="Microsoft YaHei" w:eastAsia="Microsoft YaHei"/>
-          <w:sz w:val="22"/>
         </w:rPr>
-        <w:t>准备日：2026年5月28日为 Day00。</w:t>
+        <w:t>当前主计划：从 2026年6月8日晚上起，进入 9 天二轮抢救计划。旧版“按章节推进计划”只作为资料索引，不再作为每日主线。</w:t>
       </w:r>
     </w:p>
+    <w:p/>
+    <w:p>
+      <w:pPr>
+        <w:pStyle w:val="Heading2"/>
+      </w:pPr>
+      <w:r>
+        <w:t>二轮总策略</w:t>
+      </w:r>
+    </w:p>
+    <w:p/>
     <w:p>
       <w:r>
         <w:rPr>
           <w:rFonts w:ascii="Microsoft YaHei" w:hAnsi="Microsoft YaHei" w:eastAsia="Microsoft YaHei"/>
-          <w:sz w:val="22"/>
         </w:rPr>
-        <w:t>正式复习起算：2026年5月29日为 Day01，因此 2026年5月31日是 Day03，不是 Day04。</w:t>
+        <w:t>剩余时间不再追求“每章重新细学一遍”，而是按考试得分方式重排：</w:t>
       </w:r>
     </w:p>
+    <w:p/>
+    <w:p>
+      <w:pPr>
+        <w:pStyle w:val="ListNumber"/>
+      </w:pPr>
+      <w:r>
+        <w:rPr>
+          <w:rFonts w:ascii="Microsoft YaHei" w:hAnsi="Microsoft YaHei" w:eastAsia="Microsoft YaHei"/>
+        </w:rPr>
+        <w:t>SPSS 操作题优先：每天至少练 2-4 个完整操作题。</w:t>
+      </w:r>
+    </w:p>
+    <w:p>
+      <w:pPr>
+        <w:pStyle w:val="ListNumber"/>
+      </w:pPr>
+      <w:r>
+        <w:rPr>
+          <w:rFonts w:ascii="Microsoft YaHei" w:hAnsi="Microsoft YaHei" w:eastAsia="Microsoft YaHei"/>
+        </w:rPr>
+        <w:t>检验选择优先：每道题先写“资料类型、比较目的、应选方法”。</w:t>
+      </w:r>
+    </w:p>
+    <w:p>
+      <w:pPr>
+        <w:pStyle w:val="ListNumber"/>
+      </w:pPr>
+      <w:r>
+        <w:rPr>
+          <w:rFonts w:ascii="Microsoft YaHei" w:hAnsi="Microsoft YaHei" w:eastAsia="Microsoft YaHei"/>
+        </w:rPr>
+        <w:t>输出解释优先：只抓 P 值、检验统计量、关键系数、结论模板。</w:t>
+      </w:r>
+    </w:p>
+    <w:p>
+      <w:pPr>
+        <w:pStyle w:val="ListNumber"/>
+      </w:pPr>
+      <w:r>
+        <w:rPr>
+          <w:rFonts w:ascii="Microsoft YaHei" w:hAnsi="Microsoft YaHei" w:eastAsia="Microsoft YaHei"/>
+        </w:rPr>
+        <w:t>选择题不再全量重刷：只刷错题、高频概念和模拟考暴露薄弱点。</w:t>
+      </w:r>
+    </w:p>
+    <w:p>
+      <w:pPr>
+        <w:pStyle w:val="ListNumber"/>
+      </w:pPr>
+      <w:r>
+        <w:rPr>
+          <w:rFonts w:ascii="Microsoft YaHei" w:hAnsi="Microsoft YaHei" w:eastAsia="Microsoft YaHei"/>
+        </w:rPr>
+        <w:t>每天必须留下产出：截图、错题、流程卡补充，至少一种。</w:t>
+      </w:r>
+    </w:p>
+    <w:p/>
     <w:p>
       <w:r>
         <w:rPr>
           <w:rFonts w:ascii="Microsoft YaHei" w:hAnsi="Microsoft YaHei" w:eastAsia="Microsoft YaHei"/>
-          <w:sz w:val="22"/>
         </w:rPr>
-        <w:t>时间线总说明：见 `13_时间线与文件命名说明.md`。</w:t>
+        <w:t>固定答题骨架：</w:t>
+      </w:r>
+    </w:p>
+    <w:p/>
+    <w:p>
+      <w:r>
+        <w:rPr>
+          <w:rFonts w:ascii="Microsoft YaHei" w:hAnsi="Microsoft YaHei" w:eastAsia="Microsoft YaHei"/>
+        </w:rPr>
+        <w:t>`资料类型 -&gt; 研究目的 -&gt; 统计方法 -&gt; SPSS菜单 -&gt; 看哪个输出表 -&gt; P值判断 -&gt; 结论`</w:t>
+      </w:r>
+    </w:p>
+    <w:p/>
+    <w:p>
+      <w:r>
+        <w:rPr>
+          <w:rFonts w:ascii="Microsoft YaHei" w:hAnsi="Microsoft YaHei" w:eastAsia="Microsoft YaHei"/>
+        </w:rPr>
+        <w:t>固定结论模板：</w:t>
+      </w:r>
+    </w:p>
+    <w:p/>
+    <w:p>
+      <w:r>
+        <w:rPr>
+          <w:rFonts w:ascii="Microsoft YaHei" w:hAnsi="Microsoft YaHei" w:eastAsia="Microsoft YaHei"/>
+        </w:rPr>
+        <w:t>`采用……检验，结果显示 P=……。按 α=0.05 水准，P&lt;0.05，差异有统计学意义；P≥0.05，差异无统计学意义。`</w:t>
       </w:r>
     </w:p>
     <w:p/>
@@ -82,9 +170,8 @@
       <w:r>
         <w:rPr>
           <w:rFonts w:ascii="Microsoft YaHei" w:hAnsi="Microsoft YaHei" w:eastAsia="Microsoft YaHei"/>
-          <w:sz w:val="22"/>
         </w:rPr>
-        <w:t>概念：知道这个方法解决什么问题。</w:t>
+        <w:t>先读当天“方法选择表”，不超过 15 分钟。</w:t>
       </w:r>
     </w:p>
     <w:p>
@@ -94,9 +181,8 @@
       <w:r>
         <w:rPr>
           <w:rFonts w:ascii="Microsoft YaHei" w:hAnsi="Microsoft YaHei" w:eastAsia="Microsoft YaHei"/>
-          <w:sz w:val="22"/>
         </w:rPr>
-        <w:t>SPSS：记住菜单路径和输出表怎么看。</w:t>
+        <w:t>做 SPSS 操作题，必须从空白界面开始走菜单。</w:t>
       </w:r>
     </w:p>
     <w:p>
@@ -106,9 +192,8 @@
       <w:r>
         <w:rPr>
           <w:rFonts w:ascii="Microsoft YaHei" w:hAnsi="Microsoft YaHei" w:eastAsia="Microsoft YaHei"/>
-          <w:sz w:val="22"/>
         </w:rPr>
-        <w:t>选择题：做完后批改，错题必须整理每个选项为什么对或为什么错。</w:t>
+        <w:t>每题写 6 行：资料类型、方法、菜单、输出表、P值、结论。</w:t>
       </w:r>
     </w:p>
     <w:p>
@@ -118,29 +203,19 @@
       <w:r>
         <w:rPr>
           <w:rFonts w:ascii="Microsoft YaHei" w:hAnsi="Microsoft YaHei" w:eastAsia="Microsoft YaHei"/>
-          <w:sz w:val="22"/>
         </w:rPr>
-        <w:t>输出：当天至少留下错题记录或 SPSS 截图中的一种。</w:t>
+        <w:t>再刷选择题错题或高频题。</w:t>
       </w:r>
     </w:p>
-    <w:p/>
     <w:p>
+      <w:pPr>
+        <w:pStyle w:val="ListNumber"/>
+      </w:pPr>
       <w:r>
         <w:rPr>
           <w:rFonts w:ascii="Microsoft YaHei" w:hAnsi="Microsoft YaHei" w:eastAsia="Microsoft YaHei"/>
-          <w:sz w:val="22"/>
         </w:rPr>
-        <w:t>固定结论模板：</w:t>
-      </w:r>
-    </w:p>
-    <w:p/>
-    <w:p>
-      <w:r>
-        <w:rPr>
-          <w:rFonts w:ascii="Microsoft YaHei" w:hAnsi="Microsoft YaHei" w:eastAsia="Microsoft YaHei"/>
-          <w:sz w:val="22"/>
-        </w:rPr>
-        <w:t>`采用……检验，结果显示 P=……。按 α=0.05 水准，P&lt;0.05，差异有统计学意义；P≥0.05，差异无统计学意义。`</w:t>
+        <w:t>睡前默写当天 3 个菜单路径。</w:t>
       </w:r>
     </w:p>
     <w:p/>
@@ -149,7 +224,7 @@
         <w:pStyle w:val="Heading2"/>
       </w:pPr>
       <w:r>
-        <w:t>模拟考前加速进度表</w:t>
+        <w:t>6月8日-6月17日执行表</w:t>
       </w:r>
     </w:p>
     <w:p/>
@@ -157,126 +232,88 @@
       <w:r>
         <w:rPr>
           <w:rFonts w:ascii="Microsoft YaHei" w:hAnsi="Microsoft YaHei" w:eastAsia="Microsoft YaHei"/>
-          <w:sz w:val="22"/>
         </w:rPr>
-        <w:t>| Day | 日期 | 用时 | 主题 | 概念任务 | SPSS任务 | 选择题/产出 | 完成 |</w:t>
+        <w:t>日期 | 用时 | 主目标 | SPSS必练 | 选择题/概念 | 当天产出</w:t>
       </w:r>
     </w:p>
     <w:p>
       <w:r>
         <w:rPr>
           <w:rFonts w:ascii="Microsoft YaHei" w:hAnsi="Microsoft YaHei" w:eastAsia="Microsoft YaHei"/>
-          <w:sz w:val="22"/>
         </w:rPr>
-        <w:t>|---|---|---:|---|---|---|---|---|</w:t>
+        <w:t>6月8日 周一 晚 | 1.5-2h | 模拟考复盘，不急着补全知识 | 把模拟考 SPSS 大题按“完全不会、会选方法但不会操作、会操作但不会解释”分三类 | 记录不会的选择题主题 | `模拟考问题清单`</w:t>
       </w:r>
     </w:p>
     <w:p>
       <w:r>
         <w:rPr>
           <w:rFonts w:ascii="Microsoft YaHei" w:hAnsi="Microsoft YaHei" w:eastAsia="Microsoft YaHei"/>
-          <w:sz w:val="22"/>
         </w:rPr>
-        <w:t>| Day00 | 5月28日 周四 | 1h | 准备与考试范围 | 明确考试范围、收集资料、确认复习包结构 | 确认 SPSS 安装或可用环境 | 建文件夹，下载课程资料 | [x] |</w:t>
+        <w:t>6月9日 周二 | 2-3h | 重建 SPSS 解题入口 | 描述统计、正态性检验、频数/构成比、统计图 | 计量描述、计数描述、统计图表 | 每题一张截图+一句结论</w:t>
       </w:r>
     </w:p>
     <w:p>
       <w:r>
         <w:rPr>
           <w:rFonts w:ascii="Microsoft YaHei" w:hAnsi="Microsoft YaHei" w:eastAsia="Microsoft YaHei"/>
-          <w:sz w:val="22"/>
         </w:rPr>
-        <w:t>| Day01 | 5月29日 周五 | 1.5-2h | 绪论 + SPSS入门 | 总体、样本、参数、统计量、同质、误差、概率 | 变量视图、数据视图、变量标签、值标签 | 绪论10题；错题已整理 | [x] |</w:t>
+        <w:t>6月10日 周三 | 2-3h | 两组和多组均数比较 | 单样本t、配对t、独立样本t、单因素方差分析 | t检验、方差分析错题 | 完成“均数比较四件套”</w:t>
       </w:r>
     </w:p>
     <w:p>
       <w:r>
         <w:rPr>
           <w:rFonts w:ascii="Microsoft YaHei" w:hAnsi="Microsoft YaHei" w:eastAsia="Microsoft YaHei"/>
-          <w:sz w:val="22"/>
         </w:rPr>
-        <w:t>| Day02 | 5月30日 周六 | 4-5h | 计量资料描述 + 正态分布 + 描述统计SPSS | 均数、中位数、几何均数、标准差、四分位数、CV、正态分布、参考值范围 | `Analyze &gt; Descriptive Statistics &gt; Explore` | 计量资料统计描述30题；错题已整理 | [x] |</w:t>
+        <w:t>6月11日 周四 | 2-3h | 分类资料和非参数 | χ²检验、Fisher/连续性校正判断、Wilcoxon、Mann-Whitney、Kruskal-Wallis | χ²、非参数错题 | 完成“分类/秩和判断表”</w:t>
       </w:r>
     </w:p>
     <w:p>
       <w:r>
         <w:rPr>
           <w:rFonts w:ascii="Microsoft YaHei" w:hAnsi="Microsoft YaHei" w:eastAsia="Microsoft YaHei"/>
-          <w:sz w:val="22"/>
         </w:rPr>
-        <w:t>| Day03 | 5月31日 周日 | 4-5h | 参数估计 + 假设检验 + 三种t检验 | H0、H1、α、P值、I类错误、II类错误、标准误、可信区间 | 单样本t、配对t、独立样本t | 参数估计与假设检验17题；保存3张t检验截图 | [ ] |</w:t>
+        <w:t>6月12日 周五 | 2-3h | 相关与回归 | Pearson相关、简单线性回归、多元线性回归、Logistic回归 | 相关、线性回归、Logistic错题 | 完成“回归输出阅读卡”</w:t>
       </w:r>
     </w:p>
     <w:p>
       <w:r>
         <w:rPr>
           <w:rFonts w:ascii="Microsoft YaHei" w:hAnsi="Microsoft YaHei" w:eastAsia="Microsoft YaHei"/>
-          <w:sz w:val="22"/>
         </w:rPr>
-        <w:t>| Day04 | 6月1日 周一 | 1.5-2h | 方差分析 | 三组及以上均数比较、组间变异、组内变异、F值 | `Analyze &gt; Compare Means &gt; One-Way ANOVA`，练 `例04-02.sav` | 方差分析18题 | [x] |</w:t>
+        <w:t>6月13日 周六 | 4-5h | SPSS综合一：从题干选方法 | 混合练 8-10 题，覆盖描述、t、ANOVA、χ²、非参数 | 每类只刷错题 | 保存完整截图包</w:t>
       </w:r>
     </w:p>
     <w:p>
       <w:r>
         <w:rPr>
           <w:rFonts w:ascii="Microsoft YaHei" w:hAnsi="Microsoft YaHei" w:eastAsia="Microsoft YaHei"/>
-          <w:sz w:val="22"/>
         </w:rPr>
-        <w:t>| Day05 | 6月2日 周二 | 1.5-2h | 计数资料 + χ²检验 | 率、构成比、相对比、理论频数、自由度 | `Analyze &gt; Descriptive Statistics &gt; Crosstabs`，勾选 Chi-square 和百分比 | 计数资料全部题；错题已整理；SPSS截图已保存 | [x] |</w:t>
+        <w:t>6月14日 周日 | 4-5h | SPSS综合二：限时机考模拟 | 60分钟做一套操作模拟，再用60分钟复盘 | 选择题50题限时45分钟 | 整理“最后不会清单”</w:t>
       </w:r>
     </w:p>
     <w:p>
       <w:r>
         <w:rPr>
           <w:rFonts w:ascii="Microsoft YaHei" w:hAnsi="Microsoft YaHei" w:eastAsia="Microsoft YaHei"/>
-          <w:sz w:val="22"/>
         </w:rPr>
-        <w:t>| Day06 | 6月3日 周三 | 1.5-2h | 非参数检验 | 秩、秩和、适用场景；Wilcoxon、Mann-Whitney、Kruskal-Wallis | `Analyze &gt; Nonparametric Tests &gt; Legacy Dialogs` | 非参数检验全部题；6月4日补学完成；错题已整理；SPSS截图已保存 | [x] |</w:t>
+        <w:t>6月15日 周一 | 2-3h | 针对不会清单补洞 | 只练薄弱方法，每类至少2题 | 错题二刷，不会的概念写一句话 | 最终版检验选择表</w:t>
       </w:r>
     </w:p>
     <w:p>
       <w:r>
         <w:rPr>
           <w:rFonts w:ascii="Microsoft YaHei" w:hAnsi="Microsoft YaHei" w:eastAsia="Microsoft YaHei"/>
-          <w:sz w:val="22"/>
         </w:rPr>
-        <w:t>| Day07 | 6月5日 周五 | 1.5-2h | 相关 + 简单线性回归 | Pearson相关、回归系数b、R²、散点图 | `Analyze &gt; Correlate &gt; Bivariate`；`Analyze &gt; Regression &gt; Linear` | 双变量相关与回归全部题；错题已整理；SPSS截图已保存 | [x] |</w:t>
+        <w:t>6月16日 周二 | 2h以内 | 考前压缩复习 | 只看菜单路径、截图、输出表，不学新方法 | 只看错题和易混点 | 一页考前速记</w:t>
       </w:r>
     </w:p>
     <w:p>
       <w:r>
         <w:rPr>
           <w:rFonts w:ascii="Microsoft YaHei" w:hAnsi="Microsoft YaHei" w:eastAsia="Microsoft YaHei"/>
-          <w:sz w:val="22"/>
         </w:rPr>
-        <w:t>| Day08 | 6月6日 周六 | 1.5-2h | 统计表与统计图 + 多元线性回归 | 三线表、图形选择、多自变量、偏回归系数 | Chart Builder；Linear Regression多个自变量 | 统计图表题 + 多元线性回归题 | [ ] |</w:t>
-      </w:r>
-    </w:p>
-    <w:p>
-      <w:r>
-        <w:rPr>
-          <w:rFonts w:ascii="Microsoft YaHei" w:hAnsi="Microsoft YaHei" w:eastAsia="Microsoft YaHei"/>
-          <w:sz w:val="22"/>
-        </w:rPr>
-        <w:t>| Day09 | 6月7日 周日 | 4-5h | Logistic回归 + 实验设计 + SPSS综合一 | 二分类因变量、OR=Exp(B)、随机、对照、重复、盲法 | `Analyze &gt; Regression &gt; Binary Logistic`；复练描述、t检验、方差分析、χ² | Logistic题 + 实验设计题；核心SPSS截图补齐 | [ ] |</w:t>
-      </w:r>
-    </w:p>
-    <w:p>
-      <w:r>
-        <w:rPr>
-          <w:rFonts w:ascii="Microsoft YaHei" w:hAnsi="Microsoft YaHei" w:eastAsia="Microsoft YaHei"/>
-          <w:sz w:val="22"/>
-        </w:rPr>
-        <w:t>| Day10 | 6月8日 周一 | 4-5h | 模拟考前总复盘 | 二刷错题，背检验选择表和结论模板 | 复盘所有核心菜单路径 | 错题二刷；SPSS路径默写 | [ ] |</w:t>
-      </w:r>
-    </w:p>
-    <w:p>
-      <w:r>
-        <w:rPr>
-          <w:rFonts w:ascii="Microsoft YaHei" w:hAnsi="Microsoft YaHei" w:eastAsia="Microsoft YaHei"/>
-          <w:sz w:val="22"/>
-        </w:rPr>
-        <w:t>| 模拟考 | 6月9日 周二 | 考前30min | 模拟考试 | 不刷新题，只看错题、检验选择表、结论模板 | 只看截图和菜单路径 | 考后记录不会的题型、菜单、输出表 | [ ] |</w:t>
+        <w:t>6月17日 周三 上午 | 30-45min | 保持手感 | 只默写流程：选方法、走菜单、看P值、写结论 | 不刷新题 | 轻复盘，下午考试</w:t>
       </w:r>
     </w:p>
     <w:p/>
@@ -285,7 +322,7 @@
         <w:pStyle w:val="Heading2"/>
       </w:pPr>
       <w:r>
-        <w:t>6月9日之后怎么改</w:t>
+        <w:t>SPSS优先级</w:t>
       </w:r>
     </w:p>
     <w:p/>
@@ -293,9 +330,8 @@
       <w:r>
         <w:rPr>
           <w:rFonts w:ascii="Microsoft YaHei" w:hAnsi="Microsoft YaHei" w:eastAsia="Microsoft YaHei"/>
-          <w:sz w:val="22"/>
         </w:rPr>
-        <w:t>模拟考后进入二轮复习：</w:t>
+        <w:t>必须非常熟：</w:t>
       </w:r>
     </w:p>
     <w:p/>
@@ -306,9 +342,8 @@
       <w:r>
         <w:rPr>
           <w:rFonts w:ascii="Microsoft YaHei" w:hAnsi="Microsoft YaHei" w:eastAsia="Microsoft YaHei"/>
-          <w:sz w:val="22"/>
         </w:rPr>
-        <w:t>6月10日：专门修模拟考错题。</w:t>
+        <w:t>描述统计：`Analyze &gt; Descriptive Statistics &gt; Explore`</w:t>
       </w:r>
     </w:p>
     <w:p>
@@ -318,9 +353,8 @@
       <w:r>
         <w:rPr>
           <w:rFonts w:ascii="Microsoft YaHei" w:hAnsi="Microsoft YaHei" w:eastAsia="Microsoft YaHei"/>
-          <w:sz w:val="22"/>
         </w:rPr>
-        <w:t>6月11日-6月13日：按薄弱模块补课。</w:t>
+        <w:t>独立样本t检验：`Analyze &gt; Compare Means &gt; Independent-Samples T Test`</w:t>
       </w:r>
     </w:p>
     <w:p>
@@ -330,9 +364,8 @@
       <w:r>
         <w:rPr>
           <w:rFonts w:ascii="Microsoft YaHei" w:hAnsi="Microsoft YaHei" w:eastAsia="Microsoft YaHei"/>
-          <w:sz w:val="22"/>
         </w:rPr>
-        <w:t>6月14日-6月15日：完整机考模拟和选择题二刷。</w:t>
+        <w:t>配对t检验：`Analyze &gt; Compare Means &gt; Paired-Samples T Test`</w:t>
       </w:r>
     </w:p>
     <w:p>
@@ -342,18 +375,61 @@
       <w:r>
         <w:rPr>
           <w:rFonts w:ascii="Microsoft YaHei" w:hAnsi="Microsoft YaHei" w:eastAsia="Microsoft YaHei"/>
-          <w:sz w:val="22"/>
         </w:rPr>
-        <w:t>6月16日：只看错题、截图、菜单路径，不学新内容。</w:t>
+        <w:t>单因素方差分析：`Analyze &gt; Compare Means &gt; One-Way ANOVA`</w:t>
+      </w:r>
+    </w:p>
+    <w:p>
+      <w:pPr>
+        <w:pStyle w:val="ListBullet"/>
+      </w:pPr>
+      <w:r>
+        <w:rPr>
+          <w:rFonts w:ascii="Microsoft YaHei" w:hAnsi="Microsoft YaHei" w:eastAsia="Microsoft YaHei"/>
+        </w:rPr>
+        <w:t>χ²检验：`Analyze &gt; Descriptive Statistics &gt; Crosstabs`</w:t>
+      </w:r>
+    </w:p>
+    <w:p>
+      <w:pPr>
+        <w:pStyle w:val="ListBullet"/>
+      </w:pPr>
+      <w:r>
+        <w:rPr>
+          <w:rFonts w:ascii="Microsoft YaHei" w:hAnsi="Microsoft YaHei" w:eastAsia="Microsoft YaHei"/>
+        </w:rPr>
+        <w:t>非参数检验：`Analyze &gt; Nonparametric Tests &gt; Legacy Dialogs`</w:t>
+      </w:r>
+    </w:p>
+    <w:p>
+      <w:pPr>
+        <w:pStyle w:val="ListBullet"/>
+      </w:pPr>
+      <w:r>
+        <w:rPr>
+          <w:rFonts w:ascii="Microsoft YaHei" w:hAnsi="Microsoft YaHei" w:eastAsia="Microsoft YaHei"/>
+        </w:rPr>
+        <w:t>线性回归：`Analyze &gt; Regression &gt; Linear`</w:t>
+      </w:r>
+    </w:p>
+    <w:p>
+      <w:pPr>
+        <w:pStyle w:val="ListBullet"/>
+      </w:pPr>
+      <w:r>
+        <w:rPr>
+          <w:rFonts w:ascii="Microsoft YaHei" w:hAnsi="Microsoft YaHei" w:eastAsia="Microsoft YaHei"/>
+        </w:rPr>
+        <w:t>Logistic回归：`Analyze &gt; Regression &gt; Binary Logistic`</w:t>
       </w:r>
     </w:p>
     <w:p/>
     <w:p>
-      <w:pPr>
-        <w:pStyle w:val="Heading2"/>
-      </w:pPr>
       <w:r>
-        <w:t>当天没完成时怎么补</w:t>
+        <w:rPr>
+          <w:rFonts w:ascii="Microsoft YaHei" w:hAnsi="Microsoft YaHei" w:eastAsia="Microsoft YaHei"/>
+        </w:rPr>
+        <w:t>能看懂即可：</w:t>
       </w:r>
     </w:p>
     <w:p/>
@@ -364,9 +440,8 @@
       <w:r>
         <w:rPr>
           <w:rFonts w:ascii="Microsoft YaHei" w:hAnsi="Microsoft YaHei" w:eastAsia="Microsoft YaHei"/>
-          <w:sz w:val="22"/>
         </w:rPr>
-        <w:t>概念没完成：第二天先补概念。</w:t>
+        <w:t>多因素方差分析：`Analyze &gt; General Linear Model &gt; Univariate`</w:t>
       </w:r>
     </w:p>
     <w:p>
@@ -376,9 +451,8 @@
       <w:r>
         <w:rPr>
           <w:rFonts w:ascii="Microsoft YaHei" w:hAnsi="Microsoft YaHei" w:eastAsia="Microsoft YaHei"/>
-          <w:sz w:val="22"/>
         </w:rPr>
-        <w:t>SPSS没完成：优先放到周末集中补截图。</w:t>
+        <w:t>Chart Builder 作图：`Graphs &gt; Chart Builder`</w:t>
       </w:r>
     </w:p>
     <w:p>
@@ -388,9 +462,29 @@
       <w:r>
         <w:rPr>
           <w:rFonts w:ascii="Microsoft YaHei" w:hAnsi="Microsoft YaHei" w:eastAsia="Microsoft YaHei"/>
-          <w:sz w:val="22"/>
         </w:rPr>
-        <w:t>选择题没刷完：不追求全量重刷，优先做错题和高频章节。</w:t>
+        <w:t>正态性检验、箱线图、直方图</w:t>
+      </w:r>
+    </w:p>
+    <w:p/>
+    <w:p>
+      <w:pPr>
+        <w:pStyle w:val="Heading2"/>
+      </w:pPr>
+      <w:r>
+        <w:t>方法选择核心口诀</w:t>
+      </w:r>
+    </w:p>
+    <w:p/>
+    <w:p>
+      <w:pPr>
+        <w:pStyle w:val="ListBullet"/>
+      </w:pPr>
+      <w:r>
+        <w:rPr>
+          <w:rFonts w:ascii="Microsoft YaHei" w:hAnsi="Microsoft YaHei" w:eastAsia="Microsoft YaHei"/>
+        </w:rPr>
+        <w:t>一个计量变量描述：均数±标准差；偏态用中位数和四分位数。</w:t>
       </w:r>
     </w:p>
     <w:p>
@@ -400,9 +494,155 @@
       <w:r>
         <w:rPr>
           <w:rFonts w:ascii="Microsoft YaHei" w:hAnsi="Microsoft YaHei" w:eastAsia="Microsoft YaHei"/>
-          <w:sz w:val="22"/>
         </w:rPr>
-        <w:t>错题整理：必须写原题、你的答案、正确答案，并解释每个选项为什么对或错。</w:t>
+        <w:t>两独立组计量资料：独立样本t；不满足正态/方差齐时考虑 Mann-Whitney。</w:t>
+      </w:r>
+    </w:p>
+    <w:p>
+      <w:pPr>
+        <w:pStyle w:val="ListBullet"/>
+      </w:pPr>
+      <w:r>
+        <w:rPr>
+          <w:rFonts w:ascii="Microsoft YaHei" w:hAnsi="Microsoft YaHei" w:eastAsia="Microsoft YaHei"/>
+        </w:rPr>
+        <w:t>同一批对象前后比较：配对t；不满足条件考虑 Wilcoxon。</w:t>
+      </w:r>
+    </w:p>
+    <w:p>
+      <w:pPr>
+        <w:pStyle w:val="ListBullet"/>
+      </w:pPr>
+      <w:r>
+        <w:rPr>
+          <w:rFonts w:ascii="Microsoft YaHei" w:hAnsi="Microsoft YaHei" w:eastAsia="Microsoft YaHei"/>
+        </w:rPr>
+        <w:t>三组及以上计量资料：方差分析；不满足条件考虑 Kruskal-Wallis。</w:t>
+      </w:r>
+    </w:p>
+    <w:p>
+      <w:pPr>
+        <w:pStyle w:val="ListBullet"/>
+      </w:pPr>
+      <w:r>
+        <w:rPr>
+          <w:rFonts w:ascii="Microsoft YaHei" w:hAnsi="Microsoft YaHei" w:eastAsia="Microsoft YaHei"/>
+        </w:rPr>
+        <w:t>两个分类变量：χ²检验。</w:t>
+      </w:r>
+    </w:p>
+    <w:p>
+      <w:pPr>
+        <w:pStyle w:val="ListBullet"/>
+      </w:pPr>
+      <w:r>
+        <w:rPr>
+          <w:rFonts w:ascii="Microsoft YaHei" w:hAnsi="Microsoft YaHei" w:eastAsia="Microsoft YaHei"/>
+        </w:rPr>
+        <w:t>两个计量变量的关系：相关分析。</w:t>
+      </w:r>
+    </w:p>
+    <w:p>
+      <w:pPr>
+        <w:pStyle w:val="ListBullet"/>
+      </w:pPr>
+      <w:r>
+        <w:rPr>
+          <w:rFonts w:ascii="Microsoft YaHei" w:hAnsi="Microsoft YaHei" w:eastAsia="Microsoft YaHei"/>
+        </w:rPr>
+        <w:t>计量因变量 + 多个自变量：多元线性回归。</w:t>
+      </w:r>
+    </w:p>
+    <w:p>
+      <w:pPr>
+        <w:pStyle w:val="ListBullet"/>
+      </w:pPr>
+      <w:r>
+        <w:rPr>
+          <w:rFonts w:ascii="Microsoft YaHei" w:hAnsi="Microsoft YaHei" w:eastAsia="Microsoft YaHei"/>
+        </w:rPr>
+        <w:t>二分类因变量 + 多个自变量：Logistic回归。</w:t>
+      </w:r>
+    </w:p>
+    <w:p/>
+    <w:p>
+      <w:pPr>
+        <w:pStyle w:val="Heading2"/>
+      </w:pPr>
+      <w:r>
+        <w:t>每天最低完成标准</w:t>
+      </w:r>
+    </w:p>
+    <w:p/>
+    <w:p>
+      <w:r>
+        <w:rPr>
+          <w:rFonts w:ascii="Microsoft YaHei" w:hAnsi="Microsoft YaHei" w:eastAsia="Microsoft YaHei"/>
+        </w:rPr>
+        <w:t>如果当天状态不好，也必须完成最低标准：</w:t>
+      </w:r>
+    </w:p>
+    <w:p/>
+    <w:p>
+      <w:pPr>
+        <w:pStyle w:val="ListNumber"/>
+      </w:pPr>
+      <w:r>
+        <w:rPr>
+          <w:rFonts w:ascii="Microsoft YaHei" w:hAnsi="Microsoft YaHei" w:eastAsia="Microsoft YaHei"/>
+        </w:rPr>
+        <w:t>SPSS 至少完整做 2 题。</w:t>
+      </w:r>
+    </w:p>
+    <w:p>
+      <w:pPr>
+        <w:pStyle w:val="ListNumber"/>
+      </w:pPr>
+      <w:r>
+        <w:rPr>
+          <w:rFonts w:ascii="Microsoft YaHei" w:hAnsi="Microsoft YaHei" w:eastAsia="Microsoft YaHei"/>
+        </w:rPr>
+        <w:t>每题写出菜单路径和看哪张输出表。</w:t>
+      </w:r>
+    </w:p>
+    <w:p>
+      <w:pPr>
+        <w:pStyle w:val="ListNumber"/>
+      </w:pPr>
+      <w:r>
+        <w:rPr>
+          <w:rFonts w:ascii="Microsoft YaHei" w:hAnsi="Microsoft YaHei" w:eastAsia="Microsoft YaHei"/>
+        </w:rPr>
+        <w:t>至少复盘 5 道错题。</w:t>
+      </w:r>
+    </w:p>
+    <w:p>
+      <w:pPr>
+        <w:pStyle w:val="ListNumber"/>
+      </w:pPr>
+      <w:r>
+        <w:rPr>
+          <w:rFonts w:ascii="Microsoft YaHei" w:hAnsi="Microsoft YaHei" w:eastAsia="Microsoft YaHei"/>
+        </w:rPr>
+        <w:t>睡前默写 3 个检验选择场景。</w:t>
+      </w:r>
+    </w:p>
+    <w:p/>
+    <w:p>
+      <w:pPr>
+        <w:pStyle w:val="Heading2"/>
+      </w:pPr>
+      <w:r>
+        <w:t>心态规则</w:t>
+      </w:r>
+    </w:p>
+    <w:p/>
+    <w:p>
+      <w:r>
+        <w:rPr>
+          <w:rFonts w:ascii="Microsoft YaHei" w:hAnsi="Microsoft YaHei" w:eastAsia="Microsoft YaHei"/>
+        </w:rPr>
+        <w:t>模拟考不会做，不代表期末没救。现在最值钱的不是再把讲义从头看一遍，而是把“题干 -&gt; 方法 -&gt; SPSS菜单 -&gt; 输出表 -&gt; 结论”练成条件反射。接下来 9 天只要每天都碰 SPSS，大题会明显变稳。</w:t>
       </w:r>
     </w:p>
     <w:sectPr>
@@ -780,7 +1020,7 @@
     <w:rsid w:val="00FC693F"/>
     <w:rPr>
       <w:rFonts w:ascii="Microsoft YaHei" w:hAnsi="Microsoft YaHei" w:eastAsia="Microsoft YaHei"/>
-      <w:sz w:val="22"/>
+      <w:sz w:val="21"/>
     </w:rPr>
   </w:style>
   <w:style w:type="paragraph" w:styleId="Header">

--- a/06_可直接打开的Word版/01_计划与每日笔记__00_每日执行总表.docx
+++ b/06_可直接打开的Word版/01_计划与每日笔记__00_每日执行总表.docx
@@ -7,40 +7,31 @@
         <w:pStyle w:val="Heading1"/>
       </w:pPr>
       <w:r>
-        <w:t>医学统计学期末冲刺每日执行总表（6月8日模拟考后二轮版）</w:t>
+        <w:t>医学统计学期末冲刺每日执行总表</w:t>
       </w:r>
     </w:p>
     <w:p/>
     <w:p>
       <w:r>
-        <w:rPr>
-          <w:rFonts w:ascii="Microsoft YaHei" w:hAnsi="Microsoft YaHei" w:eastAsia="Microsoft YaHei"/>
-        </w:rPr>
         <w:t>正式考试时间：2026年6月17日下午</w:t>
       </w:r>
     </w:p>
+    <w:p/>
     <w:p>
       <w:r>
-        <w:rPr>
-          <w:rFonts w:ascii="Microsoft YaHei" w:hAnsi="Microsoft YaHei" w:eastAsia="Microsoft YaHei"/>
-        </w:rPr>
-        <w:t>模拟考反馈时间：2026年6月8日</w:t>
+        <w:t>当前执行文件：`16_6月11日考前极限保分计划.md`</w:t>
       </w:r>
     </w:p>
+    <w:p/>
     <w:p>
       <w:r>
-        <w:rPr>
-          <w:rFonts w:ascii="Microsoft YaHei" w:hAnsi="Microsoft YaHei" w:eastAsia="Microsoft YaHei"/>
-        </w:rPr>
-        <w:t>当前核心问题：讲义和选择题已经过了一遍，但模拟考暴露出“不会选统计方法、SPSS界面无从下手、分析大题不会组织答案”。</w:t>
+        <w:t>当前主线：其他考试占用时间后，医学统计学不再按章节慢慢补，而是优先保住 SPSS 分析大题、混合题型检验选择、输出表解读和结论模板。</w:t>
       </w:r>
     </w:p>
+    <w:p/>
     <w:p>
       <w:r>
-        <w:rPr>
-          <w:rFonts w:ascii="Microsoft YaHei" w:hAnsi="Microsoft YaHei" w:eastAsia="Microsoft YaHei"/>
-        </w:rPr>
-        <w:t>当前主计划：从 2026年6月8日晚上起，进入 9 天二轮抢救计划。旧版“按章节推进计划”只作为资料索引，不再作为每日主线。</w:t>
+        <w:t>旧计划已归档到 `历史计划/`，只作回看，不作为每日执行依据。</w:t>
       </w:r>
     </w:p>
     <w:p/>
@@ -49,16 +40,7 @@
         <w:pStyle w:val="Heading2"/>
       </w:pPr>
       <w:r>
-        <w:t>二轮总策略</w:t>
-      </w:r>
-    </w:p>
-    <w:p/>
-    <w:p>
-      <w:r>
-        <w:rPr>
-          <w:rFonts w:ascii="Microsoft YaHei" w:hAnsi="Microsoft YaHei" w:eastAsia="Microsoft YaHei"/>
-        </w:rPr>
-        <w:t>剩余时间不再追求“每章重新细学一遍”，而是按考试得分方式重排：</w:t>
+        <w:t>每天固定顺序</w:t>
       </w:r>
     </w:p>
     <w:p/>
@@ -67,10 +49,7 @@
         <w:pStyle w:val="ListNumber"/>
       </w:pPr>
       <w:r>
-        <w:rPr>
-          <w:rFonts w:ascii="Microsoft YaHei" w:hAnsi="Microsoft YaHei" w:eastAsia="Microsoft YaHei"/>
-        </w:rPr>
-        <w:t>SPSS 操作题优先：每天至少练 2-4 个完整操作题。</w:t>
+        <w:t>先看当天方法选择入口，不超过 10-15 分钟。</w:t>
       </w:r>
     </w:p>
     <w:p>
@@ -78,10 +57,7 @@
         <w:pStyle w:val="ListNumber"/>
       </w:pPr>
       <w:r>
-        <w:rPr>
-          <w:rFonts w:ascii="Microsoft YaHei" w:hAnsi="Microsoft YaHei" w:eastAsia="Microsoft YaHei"/>
-        </w:rPr>
-        <w:t>检验选择优先：每道题先写“资料类型、比较目的、应选方法”。</w:t>
+        <w:t>完整跑 SPSS 题，从空白界面开始走菜单。</w:t>
       </w:r>
     </w:p>
     <w:p>
@@ -89,10 +65,7 @@
         <w:pStyle w:val="ListNumber"/>
       </w:pPr>
       <w:r>
-        <w:rPr>
-          <w:rFonts w:ascii="Microsoft YaHei" w:hAnsi="Microsoft YaHei" w:eastAsia="Microsoft YaHei"/>
-        </w:rPr>
-        <w:t>输出解释优先：只抓 P 值、检验统计量、关键系数、结论模板。</w:t>
+        <w:t>每题写 6 行：资料类型、组数/设计、统计方法、SPSS 菜单、输出表和 P 值、结论。</w:t>
       </w:r>
     </w:p>
     <w:p>
@@ -100,10 +73,7 @@
         <w:pStyle w:val="ListNumber"/>
       </w:pPr>
       <w:r>
-        <w:rPr>
-          <w:rFonts w:ascii="Microsoft YaHei" w:hAnsi="Microsoft YaHei" w:eastAsia="Microsoft YaHei"/>
-        </w:rPr>
-        <w:t>选择题不再全量重刷：只刷错题、高频概念和模拟考暴露薄弱点。</w:t>
+        <w:t>再刷错题或高频选择题。</w:t>
       </w:r>
     </w:p>
     <w:p>
@@ -111,46 +81,7 @@
         <w:pStyle w:val="ListNumber"/>
       </w:pPr>
       <w:r>
-        <w:rPr>
-          <w:rFonts w:ascii="Microsoft YaHei" w:hAnsi="Microsoft YaHei" w:eastAsia="Microsoft YaHei"/>
-        </w:rPr>
-        <w:t>每天必须留下产出：截图、错题、流程卡补充，至少一种。</w:t>
-      </w:r>
-    </w:p>
-    <w:p/>
-    <w:p>
-      <w:r>
-        <w:rPr>
-          <w:rFonts w:ascii="Microsoft YaHei" w:hAnsi="Microsoft YaHei" w:eastAsia="Microsoft YaHei"/>
-        </w:rPr>
-        <w:t>固定答题骨架：</w:t>
-      </w:r>
-    </w:p>
-    <w:p/>
-    <w:p>
-      <w:r>
-        <w:rPr>
-          <w:rFonts w:ascii="Microsoft YaHei" w:hAnsi="Microsoft YaHei" w:eastAsia="Microsoft YaHei"/>
-        </w:rPr>
-        <w:t>`资料类型 -&gt; 研究目的 -&gt; 统计方法 -&gt; SPSS菜单 -&gt; 看哪个输出表 -&gt; P值判断 -&gt; 结论`</w:t>
-      </w:r>
-    </w:p>
-    <w:p/>
-    <w:p>
-      <w:r>
-        <w:rPr>
-          <w:rFonts w:ascii="Microsoft YaHei" w:hAnsi="Microsoft YaHei" w:eastAsia="Microsoft YaHei"/>
-        </w:rPr>
-        <w:t>固定结论模板：</w:t>
-      </w:r>
-    </w:p>
-    <w:p/>
-    <w:p>
-      <w:r>
-        <w:rPr>
-          <w:rFonts w:ascii="Microsoft YaHei" w:hAnsi="Microsoft YaHei" w:eastAsia="Microsoft YaHei"/>
-        </w:rPr>
-        <w:t>`采用……检验，结果显示 P=……。按 α=0.05 水准，P&lt;0.05，差异有统计学意义；P≥0.05，差异无统计学意义。`</w:t>
+        <w:t>睡前默写 3 个菜单路径。</w:t>
       </w:r>
     </w:p>
     <w:p/>
@@ -159,7 +90,13 @@
         <w:pStyle w:val="Heading2"/>
       </w:pPr>
       <w:r>
-        <w:t>每天固定流程</w:t>
+        <w:t>最低完成标准</w:t>
+      </w:r>
+    </w:p>
+    <w:p/>
+    <w:p>
+      <w:r>
+        <w:t>如果当天只有 30-45 分钟：</w:t>
       </w:r>
     </w:p>
     <w:p/>
@@ -168,10 +105,7 @@
         <w:pStyle w:val="ListNumber"/>
       </w:pPr>
       <w:r>
-        <w:rPr>
-          <w:rFonts w:ascii="Microsoft YaHei" w:hAnsi="Microsoft YaHei" w:eastAsia="Microsoft YaHei"/>
-        </w:rPr>
-        <w:t>先读当天“方法选择表”，不超过 15 分钟。</w:t>
+        <w:t>看 1 遍 `04_SPSS操作/00_SPSS机考大题解题流程卡.md`。</w:t>
       </w:r>
     </w:p>
     <w:p>
@@ -179,10 +113,7 @@
         <w:pStyle w:val="ListNumber"/>
       </w:pPr>
       <w:r>
-        <w:rPr>
-          <w:rFonts w:ascii="Microsoft YaHei" w:hAnsi="Microsoft YaHei" w:eastAsia="Microsoft YaHei"/>
-        </w:rPr>
-        <w:t>做 SPSS 操作题，必须从空白界面开始走菜单。</w:t>
+        <w:t>完整跑 1 道 SPSS 题。</w:t>
       </w:r>
     </w:p>
     <w:p>
@@ -190,10 +121,7 @@
         <w:pStyle w:val="ListNumber"/>
       </w:pPr>
       <w:r>
-        <w:rPr>
-          <w:rFonts w:ascii="Microsoft YaHei" w:hAnsi="Microsoft YaHei" w:eastAsia="Microsoft YaHei"/>
-        </w:rPr>
-        <w:t>每题写 6 行：资料类型、方法、菜单、输出表、P值、结论。</w:t>
+        <w:t>写出 6 行答题骨架。</w:t>
       </w:r>
     </w:p>
     <w:p>
@@ -201,10 +129,22 @@
         <w:pStyle w:val="ListNumber"/>
       </w:pPr>
       <w:r>
-        <w:rPr>
-          <w:rFonts w:ascii="Microsoft YaHei" w:hAnsi="Microsoft YaHei" w:eastAsia="Microsoft YaHei"/>
-        </w:rPr>
-        <w:t>再刷选择题错题或高频题。</w:t>
+        <w:t>默写 3 个菜单路径。</w:t>
+      </w:r>
+    </w:p>
+    <w:p/>
+    <w:p>
+      <w:r>
+        <w:t>如果当天有 60-90 分钟：</w:t>
+      </w:r>
+    </w:p>
+    <w:p/>
+    <w:p>
+      <w:pPr>
+        <w:pStyle w:val="ListNumber"/>
+      </w:pPr>
+      <w:r>
+        <w:t>跑 2 道 SPSS 题。</w:t>
       </w:r>
     </w:p>
     <w:p>
@@ -212,10 +152,46 @@
         <w:pStyle w:val="ListNumber"/>
       </w:pPr>
       <w:r>
-        <w:rPr>
-          <w:rFonts w:ascii="Microsoft YaHei" w:hAnsi="Microsoft YaHei" w:eastAsia="Microsoft YaHei"/>
-        </w:rPr>
-        <w:t>睡前默写当天 3 个菜单路径。</w:t>
+        <w:t>复盘 5 道选择题错题。</w:t>
+      </w:r>
+    </w:p>
+    <w:p>
+      <w:pPr>
+        <w:pStyle w:val="ListNumber"/>
+      </w:pPr>
+      <w:r>
+        <w:t>补 1 张截图或 1 段结论模板。</w:t>
+      </w:r>
+    </w:p>
+    <w:p/>
+    <w:p>
+      <w:r>
+        <w:t>如果当天有 2 小时以上：</w:t>
+      </w:r>
+    </w:p>
+    <w:p/>
+    <w:p>
+      <w:pPr>
+        <w:pStyle w:val="ListNumber"/>
+      </w:pPr>
+      <w:r>
+        <w:t>跑 3-4 道混合 SPSS 题。</w:t>
+      </w:r>
+    </w:p>
+    <w:p>
+      <w:pPr>
+        <w:pStyle w:val="ListNumber"/>
+      </w:pPr>
+      <w:r>
+        <w:t>做一组限时选择题。</w:t>
+      </w:r>
+    </w:p>
+    <w:p>
+      <w:pPr>
+        <w:pStyle w:val="ListNumber"/>
+      </w:pPr>
+      <w:r>
+        <w:t>更新“最后不会清单”。</w:t>
       </w:r>
     </w:p>
     <w:p/>
@@ -224,96 +200,89 @@
         <w:pStyle w:val="Heading2"/>
       </w:pPr>
       <w:r>
-        <w:t>6月8日-6月17日执行表</w:t>
+        <w:t>6月11日-6月17日安排</w:t>
       </w:r>
     </w:p>
     <w:p/>
     <w:p>
       <w:r>
         <w:rPr>
-          <w:rFonts w:ascii="Microsoft YaHei" w:hAnsi="Microsoft YaHei" w:eastAsia="Microsoft YaHei"/>
+          <w:rFonts w:ascii="Consolas" w:hAnsi="Consolas"/>
+          <w:sz w:val="18"/>
         </w:rPr>
-        <w:t>日期 | 用时 | 主目标 | SPSS必练 | 选择题/概念 | 当天产出</w:t>
+        <w:t>| 日期 | 主目标 | SPSS 必练 | 最低产出 |</w:t>
       </w:r>
     </w:p>
     <w:p>
       <w:r>
         <w:rPr>
-          <w:rFonts w:ascii="Microsoft YaHei" w:hAnsi="Microsoft YaHei" w:eastAsia="Microsoft YaHei"/>
+          <w:rFonts w:ascii="Consolas" w:hAnsi="Consolas"/>
+          <w:sz w:val="18"/>
         </w:rPr>
-        <w:t>6月8日 周一 晚 | 1.5-2h | 模拟考复盘，不急着补全知识 | 把模拟考 SPSS 大题按“完全不会、会选方法但不会操作、会操作但不会解释”分三类 | 记录不会的选择题主题 | `模拟考问题清单`</w:t>
+        <w:t>|---|---|---|---|</w:t>
       </w:r>
     </w:p>
     <w:p>
       <w:r>
         <w:rPr>
-          <w:rFonts w:ascii="Microsoft YaHei" w:hAnsi="Microsoft YaHei" w:eastAsia="Microsoft YaHei"/>
+          <w:rFonts w:ascii="Consolas" w:hAnsi="Consolas"/>
+          <w:sz w:val="18"/>
         </w:rPr>
-        <w:t>6月9日 周二 | 2-3h | 重建 SPSS 解题入口 | 描述统计、正态性检验、频数/构成比、统计图 | 计量描述、计数描述、统计图表 | 每题一张截图+一句结论</w:t>
+        <w:t>| 6月11日 周四 | χ² + 非参数 | Crosstabs；Wilcoxon / Mann-Whitney / Kruskal-Wallis 至少选 2 个 | 分类/秩和判断卡 |</w:t>
       </w:r>
     </w:p>
     <w:p>
       <w:r>
         <w:rPr>
-          <w:rFonts w:ascii="Microsoft YaHei" w:hAnsi="Microsoft YaHei" w:eastAsia="Microsoft YaHei"/>
+          <w:rFonts w:ascii="Consolas" w:hAnsi="Consolas"/>
+          <w:sz w:val="18"/>
         </w:rPr>
-        <w:t>6月10日 周三 | 2-3h | 两组和多组均数比较 | 单样本t、配对t、独立样本t、单因素方差分析 | t检验、方差分析错题 | 完成“均数比较四件套”</w:t>
+        <w:t>| 6月12日 周五 | 相关 + 回归 | Pearson；Linear Regression；Binary Logistic 至少选 2 个 | 回归输出阅读卡 |</w:t>
       </w:r>
     </w:p>
     <w:p>
       <w:r>
         <w:rPr>
-          <w:rFonts w:ascii="Microsoft YaHei" w:hAnsi="Microsoft YaHei" w:eastAsia="Microsoft YaHei"/>
+          <w:rFonts w:ascii="Consolas" w:hAnsi="Consolas"/>
+          <w:sz w:val="18"/>
         </w:rPr>
-        <w:t>6月11日 周四 | 2-3h | 分类资料和非参数 | χ²检验、Fisher/连续性校正判断、Wilcoxon、Mann-Whitney、Kruskal-Wallis | χ²、非参数错题 | 完成“分类/秩和判断表”</w:t>
+        <w:t>| 6月13日 周六 | SPSS 混合训练一 | 从同学作业和课程数据混抽 4-6 题 | 混合题截图包 |</w:t>
       </w:r>
     </w:p>
     <w:p>
       <w:r>
         <w:rPr>
-          <w:rFonts w:ascii="Microsoft YaHei" w:hAnsi="Microsoft YaHei" w:eastAsia="Microsoft YaHei"/>
+          <w:rFonts w:ascii="Consolas" w:hAnsi="Consolas"/>
+          <w:sz w:val="18"/>
         </w:rPr>
-        <w:t>6月12日 周五 | 2-3h | 相关与回归 | Pearson相关、简单线性回归、多元线性回归、Logistic回归 | 相关、线性回归、Logistic错题 | 完成“回归输出阅读卡”</w:t>
+        <w:t>| 6月14日 周日 | 小模拟 | 60 分钟 SPSS 小模拟 + 30 分钟选择题 | 最后不会清单 |</w:t>
       </w:r>
     </w:p>
     <w:p>
       <w:r>
         <w:rPr>
-          <w:rFonts w:ascii="Microsoft YaHei" w:hAnsi="Microsoft YaHei" w:eastAsia="Microsoft YaHei"/>
+          <w:rFonts w:ascii="Consolas" w:hAnsi="Consolas"/>
+          <w:sz w:val="18"/>
         </w:rPr>
-        <w:t>6月13日 周六 | 4-5h | SPSS综合一：从题干选方法 | 混合练 8-10 题，覆盖描述、t、ANOVA、χ²、非参数 | 每类只刷错题 | 保存完整截图包</w:t>
+        <w:t>| 6月15日 周一 | 按不会清单补洞 | 只练最弱的 2-3 类方法 | 最终检验选择表 |</w:t>
       </w:r>
     </w:p>
     <w:p>
       <w:r>
         <w:rPr>
-          <w:rFonts w:ascii="Microsoft YaHei" w:hAnsi="Microsoft YaHei" w:eastAsia="Microsoft YaHei"/>
+          <w:rFonts w:ascii="Consolas" w:hAnsi="Consolas"/>
+          <w:sz w:val="18"/>
         </w:rPr>
-        <w:t>6月14日 周日 | 4-5h | SPSS综合二：限时机考模拟 | 60分钟做一套操作模拟，再用60分钟复盘 | 选择题50题限时45分钟 | 整理“最后不会清单”</w:t>
+        <w:t>| 6月16日 周二 | 考前压缩 | 不学新方法，只看截图、菜单、输出表 | 一页考前速记 |</w:t>
       </w:r>
     </w:p>
     <w:p>
       <w:r>
         <w:rPr>
-          <w:rFonts w:ascii="Microsoft YaHei" w:hAnsi="Microsoft YaHei" w:eastAsia="Microsoft YaHei"/>
+          <w:rFonts w:ascii="Consolas" w:hAnsi="Consolas"/>
+          <w:sz w:val="18"/>
         </w:rPr>
-        <w:t>6月15日 周一 | 2-3h | 针对不会清单补洞 | 只练薄弱方法，每类至少2题 | 错题二刷，不会的概念写一句话 | 最终版检验选择表</w:t>
-      </w:r>
-    </w:p>
-    <w:p>
-      <w:r>
-        <w:rPr>
-          <w:rFonts w:ascii="Microsoft YaHei" w:hAnsi="Microsoft YaHei" w:eastAsia="Microsoft YaHei"/>
-        </w:rPr>
-        <w:t>6月16日 周二 | 2h以内 | 考前压缩复习 | 只看菜单路径、截图、输出表，不学新方法 | 只看错题和易混点 | 一页考前速记</w:t>
-      </w:r>
-    </w:p>
-    <w:p>
-      <w:r>
-        <w:rPr>
-          <w:rFonts w:ascii="Microsoft YaHei" w:hAnsi="Microsoft YaHei" w:eastAsia="Microsoft YaHei"/>
-        </w:rPr>
-        <w:t>6月17日 周三 上午 | 30-45min | 保持手感 | 只默写流程：选方法、走菜单、看P值、写结论 | 不刷新题 | 轻复盘，下午考试</w:t>
+        <w:t>| 6月17日 周三上午 | 轻复盘 | 不刷新题，只默写菜单和结论模板 | 保持手感 |</w:t>
       </w:r>
     </w:p>
     <w:p/>
@@ -322,148 +291,116 @@
         <w:pStyle w:val="Heading2"/>
       </w:pPr>
       <w:r>
-        <w:t>SPSS优先级</w:t>
+        <w:t>SPSS 必保菜单</w:t>
       </w:r>
     </w:p>
     <w:p/>
     <w:p>
       <w:r>
         <w:rPr>
-          <w:rFonts w:ascii="Microsoft YaHei" w:hAnsi="Microsoft YaHei" w:eastAsia="Microsoft YaHei"/>
+          <w:rFonts w:ascii="Consolas" w:hAnsi="Consolas"/>
+          <w:sz w:val="18"/>
         </w:rPr>
-        <w:t>必须非常熟：</w:t>
-      </w:r>
-    </w:p>
-    <w:p/>
-    <w:p>
-      <w:pPr>
-        <w:pStyle w:val="ListBullet"/>
-      </w:pPr>
-      <w:r>
-        <w:rPr>
-          <w:rFonts w:ascii="Microsoft YaHei" w:hAnsi="Microsoft YaHei" w:eastAsia="Microsoft YaHei"/>
-        </w:rPr>
-        <w:t>描述统计：`Analyze &gt; Descriptive Statistics &gt; Explore`</w:t>
+        <w:t>| 场景 | 菜单 |</w:t>
       </w:r>
     </w:p>
     <w:p>
-      <w:pPr>
-        <w:pStyle w:val="ListBullet"/>
-      </w:pPr>
       <w:r>
         <w:rPr>
-          <w:rFonts w:ascii="Microsoft YaHei" w:hAnsi="Microsoft YaHei" w:eastAsia="Microsoft YaHei"/>
+          <w:rFonts w:ascii="Consolas" w:hAnsi="Consolas"/>
+          <w:sz w:val="18"/>
         </w:rPr>
-        <w:t>独立样本t检验：`Analyze &gt; Compare Means &gt; Independent-Samples T Test`</w:t>
+        <w:t>|---|---|</w:t>
       </w:r>
     </w:p>
     <w:p>
-      <w:pPr>
-        <w:pStyle w:val="ListBullet"/>
-      </w:pPr>
       <w:r>
         <w:rPr>
-          <w:rFonts w:ascii="Microsoft YaHei" w:hAnsi="Microsoft YaHei" w:eastAsia="Microsoft YaHei"/>
+          <w:rFonts w:ascii="Consolas" w:hAnsi="Consolas"/>
+          <w:sz w:val="18"/>
         </w:rPr>
-        <w:t>配对t检验：`Analyze &gt; Compare Means &gt; Paired-Samples T Test`</w:t>
+        <w:t>| 描述统计 / 正态性 | `Analyze &gt; Descriptive Statistics &gt; Explore` |</w:t>
       </w:r>
     </w:p>
     <w:p>
-      <w:pPr>
-        <w:pStyle w:val="ListBullet"/>
-      </w:pPr>
       <w:r>
         <w:rPr>
-          <w:rFonts w:ascii="Microsoft YaHei" w:hAnsi="Microsoft YaHei" w:eastAsia="Microsoft YaHei"/>
+          <w:rFonts w:ascii="Consolas" w:hAnsi="Consolas"/>
+          <w:sz w:val="18"/>
         </w:rPr>
-        <w:t>单因素方差分析：`Analyze &gt; Compare Means &gt; One-Way ANOVA`</w:t>
+        <w:t>| 单样本 t 检验 | `Analyze &gt; Compare Means &gt; One-Sample T Test` |</w:t>
       </w:r>
     </w:p>
     <w:p>
-      <w:pPr>
-        <w:pStyle w:val="ListBullet"/>
-      </w:pPr>
       <w:r>
         <w:rPr>
-          <w:rFonts w:ascii="Microsoft YaHei" w:hAnsi="Microsoft YaHei" w:eastAsia="Microsoft YaHei"/>
+          <w:rFonts w:ascii="Consolas" w:hAnsi="Consolas"/>
+          <w:sz w:val="18"/>
         </w:rPr>
-        <w:t>χ²检验：`Analyze &gt; Descriptive Statistics &gt; Crosstabs`</w:t>
+        <w:t>| 独立样本 t 检验 | `Analyze &gt; Compare Means &gt; Independent-Samples T Test` |</w:t>
       </w:r>
     </w:p>
     <w:p>
-      <w:pPr>
-        <w:pStyle w:val="ListBullet"/>
-      </w:pPr>
       <w:r>
         <w:rPr>
-          <w:rFonts w:ascii="Microsoft YaHei" w:hAnsi="Microsoft YaHei" w:eastAsia="Microsoft YaHei"/>
+          <w:rFonts w:ascii="Consolas" w:hAnsi="Consolas"/>
+          <w:sz w:val="18"/>
         </w:rPr>
-        <w:t>非参数检验：`Analyze &gt; Nonparametric Tests &gt; Legacy Dialogs`</w:t>
+        <w:t>| 配对 t 检验 | `Analyze &gt; Compare Means &gt; Paired-Samples T Test` |</w:t>
       </w:r>
     </w:p>
     <w:p>
-      <w:pPr>
-        <w:pStyle w:val="ListBullet"/>
-      </w:pPr>
       <w:r>
         <w:rPr>
-          <w:rFonts w:ascii="Microsoft YaHei" w:hAnsi="Microsoft YaHei" w:eastAsia="Microsoft YaHei"/>
+          <w:rFonts w:ascii="Consolas" w:hAnsi="Consolas"/>
+          <w:sz w:val="18"/>
         </w:rPr>
-        <w:t>线性回归：`Analyze &gt; Regression &gt; Linear`</w:t>
+        <w:t>| 单因素方差分析 | `Analyze &gt; Compare Means &gt; One-Way ANOVA` |</w:t>
       </w:r>
     </w:p>
     <w:p>
-      <w:pPr>
-        <w:pStyle w:val="ListBullet"/>
-      </w:pPr>
       <w:r>
         <w:rPr>
-          <w:rFonts w:ascii="Microsoft YaHei" w:hAnsi="Microsoft YaHei" w:eastAsia="Microsoft YaHei"/>
+          <w:rFonts w:ascii="Consolas" w:hAnsi="Consolas"/>
+          <w:sz w:val="18"/>
         </w:rPr>
-        <w:t>Logistic回归：`Analyze &gt; Regression &gt; Binary Logistic`</w:t>
+        <w:t>| χ² 检验 | `Analyze &gt; Descriptive Statistics &gt; Crosstabs` |</w:t>
       </w:r>
     </w:p>
-    <w:p/>
     <w:p>
       <w:r>
         <w:rPr>
-          <w:rFonts w:ascii="Microsoft YaHei" w:hAnsi="Microsoft YaHei" w:eastAsia="Microsoft YaHei"/>
+          <w:rFonts w:ascii="Consolas" w:hAnsi="Consolas"/>
+          <w:sz w:val="18"/>
         </w:rPr>
-        <w:t>能看懂即可：</w:t>
-      </w:r>
-    </w:p>
-    <w:p/>
-    <w:p>
-      <w:pPr>
-        <w:pStyle w:val="ListBullet"/>
-      </w:pPr>
-      <w:r>
-        <w:rPr>
-          <w:rFonts w:ascii="Microsoft YaHei" w:hAnsi="Microsoft YaHei" w:eastAsia="Microsoft YaHei"/>
-        </w:rPr>
-        <w:t>多因素方差分析：`Analyze &gt; General Linear Model &gt; Univariate`</w:t>
+        <w:t>| 非参数检验 | `Analyze &gt; Nonparametric Tests &gt; Legacy Dialogs` |</w:t>
       </w:r>
     </w:p>
     <w:p>
-      <w:pPr>
-        <w:pStyle w:val="ListBullet"/>
-      </w:pPr>
       <w:r>
         <w:rPr>
-          <w:rFonts w:ascii="Microsoft YaHei" w:hAnsi="Microsoft YaHei" w:eastAsia="Microsoft YaHei"/>
+          <w:rFonts w:ascii="Consolas" w:hAnsi="Consolas"/>
+          <w:sz w:val="18"/>
         </w:rPr>
-        <w:t>Chart Builder 作图：`Graphs &gt; Chart Builder`</w:t>
+        <w:t>| 相关分析 | `Analyze &gt; Correlate &gt; Bivariate` |</w:t>
       </w:r>
     </w:p>
     <w:p>
-      <w:pPr>
-        <w:pStyle w:val="ListBullet"/>
-      </w:pPr>
       <w:r>
         <w:rPr>
-          <w:rFonts w:ascii="Microsoft YaHei" w:hAnsi="Microsoft YaHei" w:eastAsia="Microsoft YaHei"/>
+          <w:rFonts w:ascii="Consolas" w:hAnsi="Consolas"/>
+          <w:sz w:val="18"/>
         </w:rPr>
-        <w:t>正态性检验、箱线图、直方图</w:t>
+        <w:t>| 线性回归 | `Analyze &gt; Regression &gt; Linear` |</w:t>
+      </w:r>
+    </w:p>
+    <w:p>
+      <w:r>
+        <w:rPr>
+          <w:rFonts w:ascii="Consolas" w:hAnsi="Consolas"/>
+          <w:sz w:val="18"/>
+        </w:rPr>
+        <w:t>| Logistic 回归 | `Analyze &gt; Regression &gt; Binary Logistic` |</w:t>
       </w:r>
     </w:p>
     <w:p/>
@@ -472,177 +409,25 @@
         <w:pStyle w:val="Heading2"/>
       </w:pPr>
       <w:r>
-        <w:t>方法选择核心口诀</w:t>
-      </w:r>
-    </w:p>
-    <w:p/>
-    <w:p>
-      <w:pPr>
-        <w:pStyle w:val="ListBullet"/>
-      </w:pPr>
-      <w:r>
-        <w:rPr>
-          <w:rFonts w:ascii="Microsoft YaHei" w:hAnsi="Microsoft YaHei" w:eastAsia="Microsoft YaHei"/>
-        </w:rPr>
-        <w:t>一个计量变量描述：均数±标准差；偏态用中位数和四分位数。</w:t>
-      </w:r>
-    </w:p>
-    <w:p>
-      <w:pPr>
-        <w:pStyle w:val="ListBullet"/>
-      </w:pPr>
-      <w:r>
-        <w:rPr>
-          <w:rFonts w:ascii="Microsoft YaHei" w:hAnsi="Microsoft YaHei" w:eastAsia="Microsoft YaHei"/>
-        </w:rPr>
-        <w:t>两独立组计量资料：独立样本t；不满足正态/方差齐时考虑 Mann-Whitney。</w:t>
-      </w:r>
-    </w:p>
-    <w:p>
-      <w:pPr>
-        <w:pStyle w:val="ListBullet"/>
-      </w:pPr>
-      <w:r>
-        <w:rPr>
-          <w:rFonts w:ascii="Microsoft YaHei" w:hAnsi="Microsoft YaHei" w:eastAsia="Microsoft YaHei"/>
-        </w:rPr>
-        <w:t>同一批对象前后比较：配对t；不满足条件考虑 Wilcoxon。</w:t>
-      </w:r>
-    </w:p>
-    <w:p>
-      <w:pPr>
-        <w:pStyle w:val="ListBullet"/>
-      </w:pPr>
-      <w:r>
-        <w:rPr>
-          <w:rFonts w:ascii="Microsoft YaHei" w:hAnsi="Microsoft YaHei" w:eastAsia="Microsoft YaHei"/>
-        </w:rPr>
-        <w:t>三组及以上计量资料：方差分析；不满足条件考虑 Kruskal-Wallis。</w:t>
-      </w:r>
-    </w:p>
-    <w:p>
-      <w:pPr>
-        <w:pStyle w:val="ListBullet"/>
-      </w:pPr>
-      <w:r>
-        <w:rPr>
-          <w:rFonts w:ascii="Microsoft YaHei" w:hAnsi="Microsoft YaHei" w:eastAsia="Microsoft YaHei"/>
-        </w:rPr>
-        <w:t>两个分类变量：χ²检验。</w:t>
-      </w:r>
-    </w:p>
-    <w:p>
-      <w:pPr>
-        <w:pStyle w:val="ListBullet"/>
-      </w:pPr>
-      <w:r>
-        <w:rPr>
-          <w:rFonts w:ascii="Microsoft YaHei" w:hAnsi="Microsoft YaHei" w:eastAsia="Microsoft YaHei"/>
-        </w:rPr>
-        <w:t>两个计量变量的关系：相关分析。</w:t>
-      </w:r>
-    </w:p>
-    <w:p>
-      <w:pPr>
-        <w:pStyle w:val="ListBullet"/>
-      </w:pPr>
-      <w:r>
-        <w:rPr>
-          <w:rFonts w:ascii="Microsoft YaHei" w:hAnsi="Microsoft YaHei" w:eastAsia="Microsoft YaHei"/>
-        </w:rPr>
-        <w:t>计量因变量 + 多个自变量：多元线性回归。</w:t>
-      </w:r>
-    </w:p>
-    <w:p>
-      <w:pPr>
-        <w:pStyle w:val="ListBullet"/>
-      </w:pPr>
-      <w:r>
-        <w:rPr>
-          <w:rFonts w:ascii="Microsoft YaHei" w:hAnsi="Microsoft YaHei" w:eastAsia="Microsoft YaHei"/>
-        </w:rPr>
-        <w:t>二分类因变量 + 多个自变量：Logistic回归。</w:t>
-      </w:r>
-    </w:p>
-    <w:p/>
-    <w:p>
-      <w:pPr>
-        <w:pStyle w:val="Heading2"/>
-      </w:pPr>
-      <w:r>
-        <w:t>每天最低完成标准</w:t>
+        <w:t>固定答题骨架</w:t>
       </w:r>
     </w:p>
     <w:p/>
     <w:p>
       <w:r>
-        <w:rPr>
-          <w:rFonts w:ascii="Microsoft YaHei" w:hAnsi="Microsoft YaHei" w:eastAsia="Microsoft YaHei"/>
-        </w:rPr>
-        <w:t>如果当天状态不好，也必须完成最低标准：</w:t>
-      </w:r>
-    </w:p>
-    <w:p/>
-    <w:p>
-      <w:pPr>
-        <w:pStyle w:val="ListNumber"/>
-      </w:pPr>
-      <w:r>
-        <w:rPr>
-          <w:rFonts w:ascii="Microsoft YaHei" w:hAnsi="Microsoft YaHei" w:eastAsia="Microsoft YaHei"/>
-        </w:rPr>
-        <w:t>SPSS 至少完整做 2 题。</w:t>
-      </w:r>
-    </w:p>
-    <w:p>
-      <w:pPr>
-        <w:pStyle w:val="ListNumber"/>
-      </w:pPr>
-      <w:r>
-        <w:rPr>
-          <w:rFonts w:ascii="Microsoft YaHei" w:hAnsi="Microsoft YaHei" w:eastAsia="Microsoft YaHei"/>
-        </w:rPr>
-        <w:t>每题写出菜单路径和看哪张输出表。</w:t>
-      </w:r>
-    </w:p>
-    <w:p>
-      <w:pPr>
-        <w:pStyle w:val="ListNumber"/>
-      </w:pPr>
-      <w:r>
-        <w:rPr>
-          <w:rFonts w:ascii="Microsoft YaHei" w:hAnsi="Microsoft YaHei" w:eastAsia="Microsoft YaHei"/>
-        </w:rPr>
-        <w:t>至少复盘 5 道错题。</w:t>
-      </w:r>
-    </w:p>
-    <w:p>
-      <w:pPr>
-        <w:pStyle w:val="ListNumber"/>
-      </w:pPr>
-      <w:r>
-        <w:rPr>
-          <w:rFonts w:ascii="Microsoft YaHei" w:hAnsi="Microsoft YaHei" w:eastAsia="Microsoft YaHei"/>
-        </w:rPr>
-        <w:t>睡前默写 3 个检验选择场景。</w:t>
-      </w:r>
-    </w:p>
-    <w:p/>
-    <w:p>
-      <w:pPr>
-        <w:pStyle w:val="Heading2"/>
-      </w:pPr>
-      <w:r>
-        <w:t>心态规则</w:t>
+        <w:t>`资料类型 -&gt; 研究目的 -&gt; 统计方法 -&gt; SPSS菜单 -&gt; 看哪个输出表 -&gt; P值判断 -&gt; 结论`</w:t>
       </w:r>
     </w:p>
     <w:p/>
     <w:p>
       <w:r>
-        <w:rPr>
-          <w:rFonts w:ascii="Microsoft YaHei" w:hAnsi="Microsoft YaHei" w:eastAsia="Microsoft YaHei"/>
-        </w:rPr>
-        <w:t>模拟考不会做，不代表期末没救。现在最值钱的不是再把讲义从头看一遍，而是把“题干 -&gt; 方法 -&gt; SPSS菜单 -&gt; 输出表 -&gt; 结论”练成条件反射。接下来 9 天只要每天都碰 SPSS，大题会明显变稳。</w:t>
+        <w:t>固定结论模板：</w:t>
+      </w:r>
+    </w:p>
+    <w:p/>
+    <w:p>
+      <w:r>
+        <w:t>`采用……检验，结果显示 P=……。按 α=0.05 水准，差异有/无统计学意义。`</w:t>
       </w:r>
     </w:p>
     <w:sectPr>
@@ -1019,7 +804,7 @@
     <w:qFormat/>
     <w:rsid w:val="00FC693F"/>
     <w:rPr>
-      <w:rFonts w:ascii="Microsoft YaHei" w:hAnsi="Microsoft YaHei" w:eastAsia="Microsoft YaHei"/>
+      <w:rFonts w:ascii="Microsoft YaHei" w:hAnsi="Microsoft YaHei"/>
       <w:sz w:val="21"/>
     </w:rPr>
   </w:style>
